--- a/examples/2_online_prediction/doc/dfr_eddm.docx
+++ b/examples/2_online_prediction/doc/dfr_eddm.docx
@@ -3651,7 +3651,7 @@
         <w:rPr>
           <w:rStyle w:val="VerbatimChar"/>
         </w:rPr>
-        <w:t xml:space="preserve">##   Batch Index tp fp tn fn drifted         elap</w:t>
+        <w:t xml:space="preserve">##   Batch Index tp fp tn fn drifted        elap</w:t>
       </w:r>
       <w:r>
         <w:br/>
@@ -3660,7 +3660,7 @@
         <w:rPr>
           <w:rStyle w:val="VerbatimChar"/>
         </w:rPr>
-        <w:t xml:space="preserve">## 1           2  0  0  0  0       0 0.0007493496</w:t>
+        <w:t xml:space="preserve">## 1           2  0  0  0  0       0 0.000669241</w:t>
       </w:r>
       <w:r>
         <w:br/>
@@ -3669,7 +3669,7 @@
         <w:rPr>
           <w:rStyle w:val="VerbatimChar"/>
         </w:rPr>
-        <w:t xml:space="preserve">## 2           3 20  0 26  4       0 0.0064475536</w:t>
+        <w:t xml:space="preserve">## 2           3 20  0 26  4       0 0.006796598</w:t>
       </w:r>
       <w:r>
         <w:br/>
@@ -3678,7 +3678,7 @@
         <w:rPr>
           <w:rStyle w:val="VerbatimChar"/>
         </w:rPr>
-        <w:t xml:space="preserve">## 3           4 20  0 29  1       0 0.0030167103</w:t>
+        <w:t xml:space="preserve">## 3           4 20  0 29  1       0 0.002931833</w:t>
       </w:r>
       <w:r>
         <w:br/>
@@ -3687,7 +3687,7 @@
         <w:rPr>
           <w:rStyle w:val="VerbatimChar"/>
         </w:rPr>
-        <w:t xml:space="preserve">## 4           5 20  3 23  4       0 0.0029261112</w:t>
+        <w:t xml:space="preserve">## 4           5 20  3 23  4       0 0.003071547</w:t>
       </w:r>
       <w:r>
         <w:br/>
@@ -3696,7 +3696,7 @@
         <w:rPr>
           <w:rStyle w:val="VerbatimChar"/>
         </w:rPr>
-        <w:t xml:space="preserve">## 5           6  2 18  1 29       0 0.0030453205</w:t>
+        <w:t xml:space="preserve">## 5           6  2 18  1 29       0 0.003525019</w:t>
       </w:r>
       <w:r>
         <w:br/>
@@ -3705,7 +3705,7 @@
         <w:rPr>
           <w:rStyle w:val="VerbatimChar"/>
         </w:rPr>
-        <w:t xml:space="preserve">## 6           7  0  0  0  0       1 0.0032286644</w:t>
+        <w:t xml:space="preserve">## 6           7  0  0  0  0       1 0.002519608</w:t>
       </w:r>
       <w:r>
         <w:br/>
@@ -3714,7 +3714,7 @@
         <w:rPr>
           <w:rStyle w:val="VerbatimChar"/>
         </w:rPr>
-        <w:t xml:space="preserve">## 7           8 18  4 25  3       0 0.0067965984</w:t>
+        <w:t xml:space="preserve">## 7           8 18  4 25  3       0 0.005716085</w:t>
       </w:r>
       <w:r>
         <w:br/>
@@ -3723,7 +3723,7 @@
         <w:rPr>
           <w:rStyle w:val="VerbatimChar"/>
         </w:rPr>
-        <w:t xml:space="preserve">## 8           9 21  4 17  8       0 0.0031645298</w:t>
+        <w:t xml:space="preserve">## 8           9 21  4 17  8       0 0.002858639</w:t>
       </w:r>
       <w:r>
         <w:br/>
@@ -3732,7 +3732,7 @@
         <w:rPr>
           <w:rStyle w:val="VerbatimChar"/>
         </w:rPr>
-        <w:t xml:space="preserve">## 9          10 20  1 25  4       0 0.0030586720</w:t>
+        <w:t xml:space="preserve">## 9          10 20  1 25  4       0 0.002895355</w:t>
       </w:r>
     </w:p>
     <w:p>

--- a/examples/2_online_prediction/doc/dfr_eddm.docx
+++ b/examples/2_online_prediction/doc/dfr_eddm.docx
@@ -10,7 +10,7 @@
         <w:t xml:space="preserve">dfr_eddm Online Prediction Example</w:t>
       </w:r>
     </w:p>
-    <w:bookmarkStart w:id="30" w:name="eddm-example"/>
+    <w:bookmarkStart w:id="19" w:name="eddm-example"/>
     <w:p>
       <w:pPr>
         <w:pStyle w:val="Heading1"/>
@@ -64,7 +64,7 @@
         <w:t xml:space="preserve">. Fourth International Workshop on Knowledge Discovery from Data Streams.</w:t>
       </w:r>
     </w:p>
-    <w:bookmarkStart w:id="29" w:name="learning-goal"/>
+    <w:bookmarkStart w:id="18" w:name="learning-goal"/>
     <w:p>
       <w:pPr>
         <w:pStyle w:val="Heading2"/>
@@ -308,18 +308,18 @@
           <wp:inline>
             <wp:extent cx="4620126" cy="3696101"/>
             <wp:effectExtent b="0" l="0" r="0" t="0"/>
-            <wp:docPr descr="" title="" id="21" name="Picture"/>
+            <wp:docPr descr="" title="" id="10" name="Picture"/>
             <a:graphic>
               <a:graphicData uri="http://schemas.openxmlformats.org/drawingml/2006/picture">
                 <pic:pic>
                   <pic:nvPicPr>
-                    <pic:cNvPr descr="/home/lucas/heimdall/examples/2_online_prediction/doc/dfr_eddm_files/e0ddae6415d9c76cb1f11d6de26be87271397d2c.png" id="22" name="Picture"/>
+                    <pic:cNvPr descr="/home/lucas/heimdall/examples/2_online_prediction/doc/dfr_eddm_files/e0ddae6415d9c76cb1f11d6de26be87271397d2c.png" id="11" name="Picture"/>
                     <pic:cNvPicPr>
                       <a:picLocks noChangeArrowheads="1" noChangeAspect="1"/>
                     </pic:cNvPicPr>
                   </pic:nvPicPr>
                   <pic:blipFill>
-                    <a:blip r:embed="rId20"/>
+                    <a:blip r:embed="rId9"/>
                     <a:stretch>
                       <a:fillRect/>
                     </a:stretch>
@@ -426,18 +426,18 @@
           <wp:inline>
             <wp:extent cx="4620126" cy="3696101"/>
             <wp:effectExtent b="0" l="0" r="0" t="0"/>
-            <wp:docPr descr="" title="" id="24" name="Picture"/>
+            <wp:docPr descr="" title="" id="13" name="Picture"/>
             <a:graphic>
               <a:graphicData uri="http://schemas.openxmlformats.org/drawingml/2006/picture">
                 <pic:pic>
                   <pic:nvPicPr>
-                    <pic:cNvPr descr="/home/lucas/heimdall/examples/2_online_prediction/doc/dfr_eddm_files/343c442a1f5f7357e2274e01f2c842d3a4150c52.png" id="25" name="Picture"/>
+                    <pic:cNvPr descr="/home/lucas/heimdall/examples/2_online_prediction/doc/dfr_eddm_files/343c442a1f5f7357e2274e01f2c842d3a4150c52.png" id="14" name="Picture"/>
                     <pic:cNvPicPr>
                       <a:picLocks noChangeArrowheads="1" noChangeAspect="1"/>
                     </pic:cNvPicPr>
                   </pic:nvPicPr>
                   <pic:blipFill>
-                    <a:blip r:embed="rId23"/>
+                    <a:blip r:embed="rId12"/>
                     <a:stretch>
                       <a:fillRect/>
                     </a:stretch>
@@ -3355,6 +3355,42 @@
         </w:rPr>
         <w:t xml:space="preserve">## [1] "Time Step:3"</w:t>
       </w:r>
+      <w:r>
+        <w:br/>
+      </w:r>
+      <w:r>
+        <w:rPr>
+          <w:rStyle w:val="VerbatimChar"/>
+        </w:rPr>
+        <w:t xml:space="preserve">## [1] "Time Step:4"</w:t>
+      </w:r>
+      <w:r>
+        <w:br/>
+      </w:r>
+      <w:r>
+        <w:rPr>
+          <w:rStyle w:val="VerbatimChar"/>
+        </w:rPr>
+        <w:t xml:space="preserve">## [1] "Time Step:5"</w:t>
+      </w:r>
+      <w:r>
+        <w:br/>
+      </w:r>
+      <w:r>
+        <w:rPr>
+          <w:rStyle w:val="VerbatimChar"/>
+        </w:rPr>
+        <w:t xml:space="preserve">## [1] "Time Step:6"</w:t>
+      </w:r>
+      <w:r>
+        <w:br/>
+      </w:r>
+      <w:r>
+        <w:rPr>
+          <w:rStyle w:val="VerbatimChar"/>
+        </w:rPr>
+        <w:t xml:space="preserve">## [1] "Time Step:7"</w:t>
+      </w:r>
     </w:p>
     <w:p>
       <w:pPr>
@@ -3364,16 +3400,7 @@
         <w:rPr>
           <w:rStyle w:val="VerbatimChar"/>
         </w:rPr>
-        <w:t xml:space="preserve">## Warning in fit.nrm_memory(obj$norm_model, x_model_train_dummy): nrm_memory: Some categories present in most recent data are not on the history dataset. Creating zero</w:t>
-      </w:r>
-      <w:r>
-        <w:br/>
-      </w:r>
-      <w:r>
-        <w:rPr>
-          <w:rStyle w:val="VerbatimChar"/>
-        </w:rPr>
-        <w:t xml:space="preserve">## columns.</w:t>
+        <w:t xml:space="preserve">## Stealthy detected a drift, discarding old data</w:t>
       </w:r>
     </w:p>
     <w:p>
@@ -3384,7 +3411,25 @@
         <w:rPr>
           <w:rStyle w:val="VerbatimChar"/>
         </w:rPr>
-        <w:t xml:space="preserve">## Warning in fit.nrm_memory(obj$norm_model, x_train_dummy): nrm_memory: Some categories present in most recent data are not on the history dataset. Creating zero columns.</w:t>
+        <w:t xml:space="preserve">## [1] "Time Step:8"</w:t>
+      </w:r>
+      <w:r>
+        <w:br/>
+      </w:r>
+      <w:r>
+        <w:rPr>
+          <w:rStyle w:val="VerbatimChar"/>
+        </w:rPr>
+        <w:t xml:space="preserve">## [1] "Time Step:9"</w:t>
+      </w:r>
+      <w:r>
+        <w:br/>
+      </w:r>
+      <w:r>
+        <w:rPr>
+          <w:rStyle w:val="VerbatimChar"/>
+        </w:rPr>
+        <w:t xml:space="preserve">## [1] "Time Step:10"</w:t>
       </w:r>
     </w:p>
     <w:p>
@@ -3393,36 +3438,156 @@
       </w:pPr>
       <w:r>
         <w:rPr>
-          <w:rStyle w:val="VerbatimChar"/>
-        </w:rPr>
-        <w:t xml:space="preserve">## [1] "Time Step:4"</w:t>
-      </w:r>
-      <w:r>
-        <w:br/>
-      </w:r>
-      <w:r>
-        <w:rPr>
-          <w:rStyle w:val="VerbatimChar"/>
-        </w:rPr>
-        <w:t xml:space="preserve">## [1] "Time Step:5"</w:t>
-      </w:r>
-      <w:r>
-        <w:br/>
-      </w:r>
-      <w:r>
-        <w:rPr>
-          <w:rStyle w:val="VerbatimChar"/>
-        </w:rPr>
-        <w:t xml:space="preserve">## [1] "Time Step:6"</w:t>
-      </w:r>
-      <w:r>
-        <w:br/>
-      </w:r>
-      <w:r>
-        <w:rPr>
-          <w:rStyle w:val="VerbatimChar"/>
-        </w:rPr>
-        <w:t xml:space="preserve">## [1] "Time Step:7"</w:t>
+          <w:rStyle w:val="NormalTok"/>
+        </w:rPr>
+        <w:t xml:space="preserve">results</w:t>
+      </w:r>
+      <w:r>
+        <w:rPr>
+          <w:rStyle w:val="OtherTok"/>
+        </w:rPr>
+        <w:t xml:space="preserve">&lt;-</w:t>
+      </w:r>
+      <w:r>
+        <w:rPr>
+          <w:rStyle w:val="NormalTok"/>
+        </w:rPr>
+        <w:t xml:space="preserve"> </w:t>
+      </w:r>
+      <w:r>
+        <w:rPr>
+          <w:rStyle w:val="FunctionTok"/>
+        </w:rPr>
+        <w:t xml:space="preserve">as.data.frame</w:t>
+      </w:r>
+      <w:r>
+        <w:rPr>
+          <w:rStyle w:val="NormalTok"/>
+        </w:rPr>
+        <w:t xml:space="preserve">(results)</w:t>
+      </w:r>
+      <w:r>
+        <w:br/>
+      </w:r>
+      <w:r>
+        <w:rPr>
+          <w:rStyle w:val="FunctionTok"/>
+        </w:rPr>
+        <w:t xml:space="preserve">names</w:t>
+      </w:r>
+      <w:r>
+        <w:rPr>
+          <w:rStyle w:val="NormalTok"/>
+        </w:rPr>
+        <w:t xml:space="preserve">(results) </w:t>
+      </w:r>
+      <w:r>
+        <w:rPr>
+          <w:rStyle w:val="OtherTok"/>
+        </w:rPr>
+        <w:t xml:space="preserve">&lt;-</w:t>
+      </w:r>
+      <w:r>
+        <w:rPr>
+          <w:rStyle w:val="NormalTok"/>
+        </w:rPr>
+        <w:t xml:space="preserve"> </w:t>
+      </w:r>
+      <w:r>
+        <w:rPr>
+          <w:rStyle w:val="FunctionTok"/>
+        </w:rPr>
+        <w:t xml:space="preserve">c</w:t>
+      </w:r>
+      <w:r>
+        <w:rPr>
+          <w:rStyle w:val="NormalTok"/>
+        </w:rPr>
+        <w:t xml:space="preserve">(</w:t>
+      </w:r>
+      <w:r>
+        <w:rPr>
+          <w:rStyle w:val="StringTok"/>
+        </w:rPr>
+        <w:t xml:space="preserve">'Batch Index'</w:t>
+      </w:r>
+      <w:r>
+        <w:rPr>
+          <w:rStyle w:val="NormalTok"/>
+        </w:rPr>
+        <w:t xml:space="preserve">, </w:t>
+      </w:r>
+      <w:r>
+        <w:rPr>
+          <w:rStyle w:val="StringTok"/>
+        </w:rPr>
+        <w:t xml:space="preserve">'tp'</w:t>
+      </w:r>
+      <w:r>
+        <w:rPr>
+          <w:rStyle w:val="NormalTok"/>
+        </w:rPr>
+        <w:t xml:space="preserve">, </w:t>
+      </w:r>
+      <w:r>
+        <w:rPr>
+          <w:rStyle w:val="StringTok"/>
+        </w:rPr>
+        <w:t xml:space="preserve">'fp'</w:t>
+      </w:r>
+      <w:r>
+        <w:rPr>
+          <w:rStyle w:val="NormalTok"/>
+        </w:rPr>
+        <w:t xml:space="preserve">, </w:t>
+      </w:r>
+      <w:r>
+        <w:rPr>
+          <w:rStyle w:val="StringTok"/>
+        </w:rPr>
+        <w:t xml:space="preserve">'tn'</w:t>
+      </w:r>
+      <w:r>
+        <w:rPr>
+          <w:rStyle w:val="NormalTok"/>
+        </w:rPr>
+        <w:t xml:space="preserve">, </w:t>
+      </w:r>
+      <w:r>
+        <w:rPr>
+          <w:rStyle w:val="StringTok"/>
+        </w:rPr>
+        <w:t xml:space="preserve">'fn'</w:t>
+      </w:r>
+      <w:r>
+        <w:rPr>
+          <w:rStyle w:val="NormalTok"/>
+        </w:rPr>
+        <w:t xml:space="preserve">, </w:t>
+      </w:r>
+      <w:r>
+        <w:rPr>
+          <w:rStyle w:val="StringTok"/>
+        </w:rPr>
+        <w:t xml:space="preserve">'drifted'</w:t>
+      </w:r>
+      <w:r>
+        <w:rPr>
+          <w:rStyle w:val="NormalTok"/>
+        </w:rPr>
+        <w:t xml:space="preserve">, </w:t>
+      </w:r>
+      <w:r>
+        <w:rPr>
+          <w:rStyle w:val="StringTok"/>
+        </w:rPr>
+        <w:t xml:space="preserve">'elap'</w:t>
+      </w:r>
+      <w:r>
+        <w:rPr>
+          <w:rStyle w:val="NormalTok"/>
+        </w:rPr>
+        <w:t xml:space="preserve">)</w:t>
       </w:r>
     </w:p>
     <w:p>
@@ -3431,9 +3596,18 @@
       </w:pPr>
       <w:r>
         <w:rPr>
-          <w:rStyle w:val="VerbatimChar"/>
-        </w:rPr>
-        <w:t xml:space="preserve">## Stealthy detected a drift, discarding old data</w:t>
+          <w:rStyle w:val="CommentTok"/>
+        </w:rPr>
+        <w:t xml:space="preserve"># Print the positions where DDM detected drift.</w:t>
+      </w:r>
+      <w:r>
+        <w:br/>
+      </w:r>
+      <w:r>
+        <w:rPr>
+          <w:rStyle w:val="NormalTok"/>
+        </w:rPr>
+        <w:t xml:space="preserve">results</w:t>
       </w:r>
     </w:p>
     <w:p>
@@ -3444,7 +3618,7 @@
         <w:rPr>
           <w:rStyle w:val="VerbatimChar"/>
         </w:rPr>
-        <w:t xml:space="preserve">## [1] "Time Step:8"</w:t>
+        <w:t xml:space="preserve">##   Batch Index tp fp tn fn drifted         elap</w:t>
       </w:r>
       <w:r>
         <w:br/>
@@ -3453,7 +3627,7 @@
         <w:rPr>
           <w:rStyle w:val="VerbatimChar"/>
         </w:rPr>
-        <w:t xml:space="preserve">## [1] "Time Step:9"</w:t>
+        <w:t xml:space="preserve">## 1           2  0  0  0  0       0 0.0007908344</w:t>
       </w:r>
       <w:r>
         <w:br/>
@@ -3462,7 +3636,70 @@
         <w:rPr>
           <w:rStyle w:val="VerbatimChar"/>
         </w:rPr>
-        <w:t xml:space="preserve">## [1] "Time Step:10"</w:t>
+        <w:t xml:space="preserve">## 2           3 20  0 26  4       0 0.0064506531</w:t>
+      </w:r>
+      <w:r>
+        <w:br/>
+      </w:r>
+      <w:r>
+        <w:rPr>
+          <w:rStyle w:val="VerbatimChar"/>
+        </w:rPr>
+        <w:t xml:space="preserve">## 3           4 20  0 29  1       0 0.0025372505</w:t>
+      </w:r>
+      <w:r>
+        <w:br/>
+      </w:r>
+      <w:r>
+        <w:rPr>
+          <w:rStyle w:val="VerbatimChar"/>
+        </w:rPr>
+        <w:t xml:space="preserve">## 4           5 20  3 23  4       0 0.0024456978</w:t>
+      </w:r>
+      <w:r>
+        <w:br/>
+      </w:r>
+      <w:r>
+        <w:rPr>
+          <w:rStyle w:val="VerbatimChar"/>
+        </w:rPr>
+        <w:t xml:space="preserve">## 5           6  2 18  1 29       0 0.0024740696</w:t>
+      </w:r>
+      <w:r>
+        <w:br/>
+      </w:r>
+      <w:r>
+        <w:rPr>
+          <w:rStyle w:val="VerbatimChar"/>
+        </w:rPr>
+        <w:t xml:space="preserve">## 6           7  0  0  0  0       1 0.0020205975</w:t>
+      </w:r>
+      <w:r>
+        <w:br/>
+      </w:r>
+      <w:r>
+        <w:rPr>
+          <w:rStyle w:val="VerbatimChar"/>
+        </w:rPr>
+        <w:t xml:space="preserve">## 7           8 18  4 25  3       0 0.0059363842</w:t>
+      </w:r>
+      <w:r>
+        <w:br/>
+      </w:r>
+      <w:r>
+        <w:rPr>
+          <w:rStyle w:val="VerbatimChar"/>
+        </w:rPr>
+        <w:t xml:space="preserve">## 8           9 21  4 17  8       0 0.0028491020</w:t>
+      </w:r>
+      <w:r>
+        <w:br/>
+      </w:r>
+      <w:r>
+        <w:rPr>
+          <w:rStyle w:val="VerbatimChar"/>
+        </w:rPr>
+        <w:t xml:space="preserve">## 9          10 20  1 25  4       0 0.0032019615</w:t>
       </w:r>
     </w:p>
     <w:p>
@@ -3471,9 +3708,18 @@
       </w:pPr>
       <w:r>
         <w:rPr>
-          <w:rStyle w:val="NormalTok"/>
-        </w:rPr>
-        <w:t xml:space="preserve">results</w:t>
+          <w:rStyle w:val="CommentTok"/>
+        </w:rPr>
+        <w:t xml:space="preserve"># Calculate metrics</w:t>
+      </w:r>
+      <w:r>
+        <w:br/>
+      </w:r>
+      <w:r>
+        <w:rPr>
+          <w:rStyle w:val="NormalTok"/>
+        </w:rPr>
+        <w:t xml:space="preserve">beta </w:t>
       </w:r>
       <w:r>
         <w:rPr>
@@ -3489,30 +3735,18 @@
       </w:r>
       <w:r>
         <w:rPr>
-          <w:rStyle w:val="FunctionTok"/>
-        </w:rPr>
-        <w:t xml:space="preserve">as.data.frame</w:t>
-      </w:r>
-      <w:r>
-        <w:rPr>
-          <w:rStyle w:val="NormalTok"/>
-        </w:rPr>
-        <w:t xml:space="preserve">(results)</w:t>
-      </w:r>
-      <w:r>
-        <w:br/>
-      </w:r>
-      <w:r>
-        <w:rPr>
-          <w:rStyle w:val="FunctionTok"/>
-        </w:rPr>
-        <w:t xml:space="preserve">names</w:t>
-      </w:r>
-      <w:r>
-        <w:rPr>
-          <w:rStyle w:val="NormalTok"/>
-        </w:rPr>
-        <w:t xml:space="preserve">(results) </w:t>
+          <w:rStyle w:val="DecValTok"/>
+        </w:rPr>
+        <w:t xml:space="preserve">1</w:t>
+      </w:r>
+      <w:r>
+        <w:br/>
+      </w:r>
+      <w:r>
+        <w:rPr>
+          <w:rStyle w:val="NormalTok"/>
+        </w:rPr>
+        <w:t xml:space="preserve">tp_sum </w:t>
       </w:r>
       <w:r>
         <w:rPr>
@@ -3530,7 +3764,454 @@
         <w:rPr>
           <w:rStyle w:val="FunctionTok"/>
         </w:rPr>
-        <w:t xml:space="preserve">c</w:t>
+        <w:t xml:space="preserve">sum</w:t>
+      </w:r>
+      <w:r>
+        <w:rPr>
+          <w:rStyle w:val="NormalTok"/>
+        </w:rPr>
+        <w:t xml:space="preserve">(results[</w:t>
+      </w:r>
+      <w:r>
+        <w:rPr>
+          <w:rStyle w:val="StringTok"/>
+        </w:rPr>
+        <w:t xml:space="preserve">'tp'</w:t>
+      </w:r>
+      <w:r>
+        <w:rPr>
+          <w:rStyle w:val="NormalTok"/>
+        </w:rPr>
+        <w:t xml:space="preserve">])</w:t>
+      </w:r>
+      <w:r>
+        <w:br/>
+      </w:r>
+      <w:r>
+        <w:rPr>
+          <w:rStyle w:val="NormalTok"/>
+        </w:rPr>
+        <w:t xml:space="preserve">fp_sum </w:t>
+      </w:r>
+      <w:r>
+        <w:rPr>
+          <w:rStyle w:val="OtherTok"/>
+        </w:rPr>
+        <w:t xml:space="preserve">&lt;-</w:t>
+      </w:r>
+      <w:r>
+        <w:rPr>
+          <w:rStyle w:val="NormalTok"/>
+        </w:rPr>
+        <w:t xml:space="preserve"> </w:t>
+      </w:r>
+      <w:r>
+        <w:rPr>
+          <w:rStyle w:val="FunctionTok"/>
+        </w:rPr>
+        <w:t xml:space="preserve">sum</w:t>
+      </w:r>
+      <w:r>
+        <w:rPr>
+          <w:rStyle w:val="NormalTok"/>
+        </w:rPr>
+        <w:t xml:space="preserve">(results[</w:t>
+      </w:r>
+      <w:r>
+        <w:rPr>
+          <w:rStyle w:val="StringTok"/>
+        </w:rPr>
+        <w:t xml:space="preserve">'fp'</w:t>
+      </w:r>
+      <w:r>
+        <w:rPr>
+          <w:rStyle w:val="NormalTok"/>
+        </w:rPr>
+        <w:t xml:space="preserve">])</w:t>
+      </w:r>
+      <w:r>
+        <w:br/>
+      </w:r>
+      <w:r>
+        <w:rPr>
+          <w:rStyle w:val="NormalTok"/>
+        </w:rPr>
+        <w:t xml:space="preserve">tn_sum </w:t>
+      </w:r>
+      <w:r>
+        <w:rPr>
+          <w:rStyle w:val="OtherTok"/>
+        </w:rPr>
+        <w:t xml:space="preserve">&lt;-</w:t>
+      </w:r>
+      <w:r>
+        <w:rPr>
+          <w:rStyle w:val="NormalTok"/>
+        </w:rPr>
+        <w:t xml:space="preserve"> </w:t>
+      </w:r>
+      <w:r>
+        <w:rPr>
+          <w:rStyle w:val="FunctionTok"/>
+        </w:rPr>
+        <w:t xml:space="preserve">sum</w:t>
+      </w:r>
+      <w:r>
+        <w:rPr>
+          <w:rStyle w:val="NormalTok"/>
+        </w:rPr>
+        <w:t xml:space="preserve">(results[</w:t>
+      </w:r>
+      <w:r>
+        <w:rPr>
+          <w:rStyle w:val="StringTok"/>
+        </w:rPr>
+        <w:t xml:space="preserve">'tn'</w:t>
+      </w:r>
+      <w:r>
+        <w:rPr>
+          <w:rStyle w:val="NormalTok"/>
+        </w:rPr>
+        <w:t xml:space="preserve">])</w:t>
+      </w:r>
+      <w:r>
+        <w:br/>
+      </w:r>
+      <w:r>
+        <w:rPr>
+          <w:rStyle w:val="NormalTok"/>
+        </w:rPr>
+        <w:t xml:space="preserve">fn_sum </w:t>
+      </w:r>
+      <w:r>
+        <w:rPr>
+          <w:rStyle w:val="OtherTok"/>
+        </w:rPr>
+        <w:t xml:space="preserve">&lt;-</w:t>
+      </w:r>
+      <w:r>
+        <w:rPr>
+          <w:rStyle w:val="NormalTok"/>
+        </w:rPr>
+        <w:t xml:space="preserve"> </w:t>
+      </w:r>
+      <w:r>
+        <w:rPr>
+          <w:rStyle w:val="FunctionTok"/>
+        </w:rPr>
+        <w:t xml:space="preserve">sum</w:t>
+      </w:r>
+      <w:r>
+        <w:rPr>
+          <w:rStyle w:val="NormalTok"/>
+        </w:rPr>
+        <w:t xml:space="preserve">(results[</w:t>
+      </w:r>
+      <w:r>
+        <w:rPr>
+          <w:rStyle w:val="StringTok"/>
+        </w:rPr>
+        <w:t xml:space="preserve">'fn'</w:t>
+      </w:r>
+      <w:r>
+        <w:rPr>
+          <w:rStyle w:val="NormalTok"/>
+        </w:rPr>
+        <w:t xml:space="preserve">])</w:t>
+      </w:r>
+      <w:r>
+        <w:br/>
+      </w:r>
+      <w:r>
+        <w:rPr>
+          <w:rStyle w:val="NormalTok"/>
+        </w:rPr>
+        <w:t xml:space="preserve">precision </w:t>
+      </w:r>
+      <w:r>
+        <w:rPr>
+          <w:rStyle w:val="OtherTok"/>
+        </w:rPr>
+        <w:t xml:space="preserve">&lt;-</w:t>
+      </w:r>
+      <w:r>
+        <w:rPr>
+          <w:rStyle w:val="NormalTok"/>
+        </w:rPr>
+        <w:t xml:space="preserve"> tp_sum</w:t>
+      </w:r>
+      <w:r>
+        <w:rPr>
+          <w:rStyle w:val="SpecialCharTok"/>
+        </w:rPr>
+        <w:t xml:space="preserve">/</w:t>
+      </w:r>
+      <w:r>
+        <w:rPr>
+          <w:rStyle w:val="NormalTok"/>
+        </w:rPr>
+        <w:t xml:space="preserve">(tp_sum </w:t>
+      </w:r>
+      <w:r>
+        <w:rPr>
+          <w:rStyle w:val="SpecialCharTok"/>
+        </w:rPr>
+        <w:t xml:space="preserve">+</w:t>
+      </w:r>
+      <w:r>
+        <w:rPr>
+          <w:rStyle w:val="NormalTok"/>
+        </w:rPr>
+        <w:t xml:space="preserve"> fp_sum)</w:t>
+      </w:r>
+      <w:r>
+        <w:br/>
+      </w:r>
+      <w:r>
+        <w:rPr>
+          <w:rStyle w:val="NormalTok"/>
+        </w:rPr>
+        <w:t xml:space="preserve">recall </w:t>
+      </w:r>
+      <w:r>
+        <w:rPr>
+          <w:rStyle w:val="OtherTok"/>
+        </w:rPr>
+        <w:t xml:space="preserve">&lt;-</w:t>
+      </w:r>
+      <w:r>
+        <w:rPr>
+          <w:rStyle w:val="NormalTok"/>
+        </w:rPr>
+        <w:t xml:space="preserve"> tp_sum</w:t>
+      </w:r>
+      <w:r>
+        <w:rPr>
+          <w:rStyle w:val="SpecialCharTok"/>
+        </w:rPr>
+        <w:t xml:space="preserve">/</w:t>
+      </w:r>
+      <w:r>
+        <w:rPr>
+          <w:rStyle w:val="NormalTok"/>
+        </w:rPr>
+        <w:t xml:space="preserve">(tp_sum </w:t>
+      </w:r>
+      <w:r>
+        <w:rPr>
+          <w:rStyle w:val="SpecialCharTok"/>
+        </w:rPr>
+        <w:t xml:space="preserve">+</w:t>
+      </w:r>
+      <w:r>
+        <w:rPr>
+          <w:rStyle w:val="NormalTok"/>
+        </w:rPr>
+        <w:t xml:space="preserve"> fn_sum)</w:t>
+      </w:r>
+      <w:r>
+        <w:br/>
+      </w:r>
+      <w:r>
+        <w:rPr>
+          <w:rStyle w:val="NormalTok"/>
+        </w:rPr>
+        <w:t xml:space="preserve">accuracy </w:t>
+      </w:r>
+      <w:r>
+        <w:rPr>
+          <w:rStyle w:val="OtherTok"/>
+        </w:rPr>
+        <w:t xml:space="preserve">&lt;-</w:t>
+      </w:r>
+      <w:r>
+        <w:rPr>
+          <w:rStyle w:val="NormalTok"/>
+        </w:rPr>
+        <w:t xml:space="preserve"> (tp_sum </w:t>
+      </w:r>
+      <w:r>
+        <w:rPr>
+          <w:rStyle w:val="SpecialCharTok"/>
+        </w:rPr>
+        <w:t xml:space="preserve">+</w:t>
+      </w:r>
+      <w:r>
+        <w:rPr>
+          <w:rStyle w:val="NormalTok"/>
+        </w:rPr>
+        <w:t xml:space="preserve"> tn_sum)</w:t>
+      </w:r>
+      <w:r>
+        <w:rPr>
+          <w:rStyle w:val="SpecialCharTok"/>
+        </w:rPr>
+        <w:t xml:space="preserve">/</w:t>
+      </w:r>
+      <w:r>
+        <w:rPr>
+          <w:rStyle w:val="NormalTok"/>
+        </w:rPr>
+        <w:t xml:space="preserve">(tp_sum </w:t>
+      </w:r>
+      <w:r>
+        <w:rPr>
+          <w:rStyle w:val="SpecialCharTok"/>
+        </w:rPr>
+        <w:t xml:space="preserve">+</w:t>
+      </w:r>
+      <w:r>
+        <w:rPr>
+          <w:rStyle w:val="NormalTok"/>
+        </w:rPr>
+        <w:t xml:space="preserve"> fp_sum </w:t>
+      </w:r>
+      <w:r>
+        <w:rPr>
+          <w:rStyle w:val="SpecialCharTok"/>
+        </w:rPr>
+        <w:t xml:space="preserve">+</w:t>
+      </w:r>
+      <w:r>
+        <w:rPr>
+          <w:rStyle w:val="NormalTok"/>
+        </w:rPr>
+        <w:t xml:space="preserve"> tn_sum </w:t>
+      </w:r>
+      <w:r>
+        <w:rPr>
+          <w:rStyle w:val="SpecialCharTok"/>
+        </w:rPr>
+        <w:t xml:space="preserve">+</w:t>
+      </w:r>
+      <w:r>
+        <w:rPr>
+          <w:rStyle w:val="NormalTok"/>
+        </w:rPr>
+        <w:t xml:space="preserve"> fn_sum)</w:t>
+      </w:r>
+      <w:r>
+        <w:br/>
+      </w:r>
+      <w:r>
+        <w:rPr>
+          <w:rStyle w:val="NormalTok"/>
+        </w:rPr>
+        <w:t xml:space="preserve">f1 </w:t>
+      </w:r>
+      <w:r>
+        <w:rPr>
+          <w:rStyle w:val="OtherTok"/>
+        </w:rPr>
+        <w:t xml:space="preserve">&lt;-</w:t>
+      </w:r>
+      <w:r>
+        <w:rPr>
+          <w:rStyle w:val="NormalTok"/>
+        </w:rPr>
+        <w:t xml:space="preserve"> </w:t>
+      </w:r>
+      <w:r>
+        <w:rPr>
+          <w:rStyle w:val="DecValTok"/>
+        </w:rPr>
+        <w:t xml:space="preserve">2</w:t>
+      </w:r>
+      <w:r>
+        <w:rPr>
+          <w:rStyle w:val="NormalTok"/>
+        </w:rPr>
+        <w:t xml:space="preserve"> </w:t>
+      </w:r>
+      <w:r>
+        <w:rPr>
+          <w:rStyle w:val="SpecialCharTok"/>
+        </w:rPr>
+        <w:t xml:space="preserve">*</w:t>
+      </w:r>
+      <w:r>
+        <w:rPr>
+          <w:rStyle w:val="NormalTok"/>
+        </w:rPr>
+        <w:t xml:space="preserve"> (precision </w:t>
+      </w:r>
+      <w:r>
+        <w:rPr>
+          <w:rStyle w:val="SpecialCharTok"/>
+        </w:rPr>
+        <w:t xml:space="preserve">*</w:t>
+      </w:r>
+      <w:r>
+        <w:rPr>
+          <w:rStyle w:val="NormalTok"/>
+        </w:rPr>
+        <w:t xml:space="preserve"> recall) </w:t>
+      </w:r>
+      <w:r>
+        <w:rPr>
+          <w:rStyle w:val="SpecialCharTok"/>
+        </w:rPr>
+        <w:t xml:space="preserve">/</w:t>
+      </w:r>
+      <w:r>
+        <w:rPr>
+          <w:rStyle w:val="NormalTok"/>
+        </w:rPr>
+        <w:t xml:space="preserve"> (((beta</w:t>
+      </w:r>
+      <w:r>
+        <w:rPr>
+          <w:rStyle w:val="SpecialCharTok"/>
+        </w:rPr>
+        <w:t xml:space="preserve">^</w:t>
+      </w:r>
+      <w:r>
+        <w:rPr>
+          <w:rStyle w:val="DecValTok"/>
+        </w:rPr>
+        <w:t xml:space="preserve">2</w:t>
+      </w:r>
+      <w:r>
+        <w:rPr>
+          <w:rStyle w:val="NormalTok"/>
+        </w:rPr>
+        <w:t xml:space="preserve">)</w:t>
+      </w:r>
+      <w:r>
+        <w:rPr>
+          <w:rStyle w:val="SpecialCharTok"/>
+        </w:rPr>
+        <w:t xml:space="preserve">*</w:t>
+      </w:r>
+      <w:r>
+        <w:rPr>
+          <w:rStyle w:val="NormalTok"/>
+        </w:rPr>
+        <w:t xml:space="preserve">precision) </w:t>
+      </w:r>
+      <w:r>
+        <w:rPr>
+          <w:rStyle w:val="SpecialCharTok"/>
+        </w:rPr>
+        <w:t xml:space="preserve">+</w:t>
+      </w:r>
+      <w:r>
+        <w:rPr>
+          <w:rStyle w:val="NormalTok"/>
+        </w:rPr>
+        <w:t xml:space="preserve"> recall)</w:t>
+      </w:r>
+      <w:r>
+        <w:br/>
+      </w:r>
+      <w:r>
+        <w:br/>
+      </w:r>
+      <w:r>
+        <w:rPr>
+          <w:rStyle w:val="FunctionTok"/>
+        </w:rPr>
+        <w:t xml:space="preserve">print</w:t>
       </w:r>
       <w:r>
         <w:rPr>
@@ -3540,87 +4221,63 @@
       </w:r>
       <w:r>
         <w:rPr>
+          <w:rStyle w:val="FunctionTok"/>
+        </w:rPr>
+        <w:t xml:space="preserve">paste</w:t>
+      </w:r>
+      <w:r>
+        <w:rPr>
+          <w:rStyle w:val="NormalTok"/>
+        </w:rPr>
+        <w:t xml:space="preserve">(</w:t>
+      </w:r>
+      <w:r>
+        <w:rPr>
           <w:rStyle w:val="StringTok"/>
         </w:rPr>
-        <w:t xml:space="preserve">'Batch Index'</w:t>
-      </w:r>
-      <w:r>
-        <w:rPr>
-          <w:rStyle w:val="NormalTok"/>
-        </w:rPr>
-        <w:t xml:space="preserve">, </w:t>
+        <w:t xml:space="preserve">'Precision'</w:t>
+      </w:r>
+      <w:r>
+        <w:rPr>
+          <w:rStyle w:val="NormalTok"/>
+        </w:rPr>
+        <w:t xml:space="preserve">, precision, </w:t>
       </w:r>
       <w:r>
         <w:rPr>
           <w:rStyle w:val="StringTok"/>
         </w:rPr>
-        <w:t xml:space="preserve">'tp'</w:t>
-      </w:r>
-      <w:r>
-        <w:rPr>
-          <w:rStyle w:val="NormalTok"/>
-        </w:rPr>
-        <w:t xml:space="preserve">, </w:t>
+        <w:t xml:space="preserve">'Recall'</w:t>
+      </w:r>
+      <w:r>
+        <w:rPr>
+          <w:rStyle w:val="NormalTok"/>
+        </w:rPr>
+        <w:t xml:space="preserve">, recall, </w:t>
       </w:r>
       <w:r>
         <w:rPr>
           <w:rStyle w:val="StringTok"/>
         </w:rPr>
-        <w:t xml:space="preserve">'fp'</w:t>
-      </w:r>
-      <w:r>
-        <w:rPr>
-          <w:rStyle w:val="NormalTok"/>
-        </w:rPr>
-        <w:t xml:space="preserve">, </w:t>
+        <w:t xml:space="preserve">'F1'</w:t>
+      </w:r>
+      <w:r>
+        <w:rPr>
+          <w:rStyle w:val="NormalTok"/>
+        </w:rPr>
+        <w:t xml:space="preserve">, f1, </w:t>
       </w:r>
       <w:r>
         <w:rPr>
           <w:rStyle w:val="StringTok"/>
         </w:rPr>
-        <w:t xml:space="preserve">'tn'</w:t>
-      </w:r>
-      <w:r>
-        <w:rPr>
-          <w:rStyle w:val="NormalTok"/>
-        </w:rPr>
-        <w:t xml:space="preserve">, </w:t>
-      </w:r>
-      <w:r>
-        <w:rPr>
-          <w:rStyle w:val="StringTok"/>
-        </w:rPr>
-        <w:t xml:space="preserve">'fn'</w:t>
-      </w:r>
-      <w:r>
-        <w:rPr>
-          <w:rStyle w:val="NormalTok"/>
-        </w:rPr>
-        <w:t xml:space="preserve">, </w:t>
-      </w:r>
-      <w:r>
-        <w:rPr>
-          <w:rStyle w:val="StringTok"/>
-        </w:rPr>
-        <w:t xml:space="preserve">'drifted'</w:t>
-      </w:r>
-      <w:r>
-        <w:rPr>
-          <w:rStyle w:val="NormalTok"/>
-        </w:rPr>
-        <w:t xml:space="preserve">, </w:t>
-      </w:r>
-      <w:r>
-        <w:rPr>
-          <w:rStyle w:val="StringTok"/>
-        </w:rPr>
-        <w:t xml:space="preserve">'elap'</w:t>
-      </w:r>
-      <w:r>
-        <w:rPr>
-          <w:rStyle w:val="NormalTok"/>
-        </w:rPr>
-        <w:t xml:space="preserve">)</w:t>
+        <w:t xml:space="preserve">'Accuracy'</w:t>
+      </w:r>
+      <w:r>
+        <w:rPr>
+          <w:rStyle w:val="NormalTok"/>
+        </w:rPr>
+        <w:t xml:space="preserve">, accuracy))</w:t>
       </w:r>
     </w:p>
     <w:p>
@@ -3629,18 +4286,9 @@
       </w:pPr>
       <w:r>
         <w:rPr>
-          <w:rStyle w:val="CommentTok"/>
-        </w:rPr>
-        <w:t xml:space="preserve"># Print the positions where DDM detected drift.</w:t>
-      </w:r>
-      <w:r>
-        <w:br/>
-      </w:r>
-      <w:r>
-        <w:rPr>
-          <w:rStyle w:val="NormalTok"/>
-        </w:rPr>
-        <w:t xml:space="preserve">results</w:t>
+          <w:rStyle w:val="VerbatimChar"/>
+        </w:rPr>
+        <w:t xml:space="preserve">## [1] "Precision 0.801324503311258 Recall 0.695402298850575 F1 0.744615384615385 Accuracy 0.762857142857143"</w:t>
       </w:r>
     </w:p>
     <w:p>
@@ -3649,687 +4297,6 @@
       </w:pPr>
       <w:r>
         <w:rPr>
-          <w:rStyle w:val="VerbatimChar"/>
-        </w:rPr>
-        <w:t xml:space="preserve">##   Batch Index tp fp tn fn drifted        elap</w:t>
-      </w:r>
-      <w:r>
-        <w:br/>
-      </w:r>
-      <w:r>
-        <w:rPr>
-          <w:rStyle w:val="VerbatimChar"/>
-        </w:rPr>
-        <w:t xml:space="preserve">## 1           2  0  0  0  0       0 0.000669241</w:t>
-      </w:r>
-      <w:r>
-        <w:br/>
-      </w:r>
-      <w:r>
-        <w:rPr>
-          <w:rStyle w:val="VerbatimChar"/>
-        </w:rPr>
-        <w:t xml:space="preserve">## 2           3 20  0 26  4       0 0.006796598</w:t>
-      </w:r>
-      <w:r>
-        <w:br/>
-      </w:r>
-      <w:r>
-        <w:rPr>
-          <w:rStyle w:val="VerbatimChar"/>
-        </w:rPr>
-        <w:t xml:space="preserve">## 3           4 20  0 29  1       0 0.002931833</w:t>
-      </w:r>
-      <w:r>
-        <w:br/>
-      </w:r>
-      <w:r>
-        <w:rPr>
-          <w:rStyle w:val="VerbatimChar"/>
-        </w:rPr>
-        <w:t xml:space="preserve">## 4           5 20  3 23  4       0 0.003071547</w:t>
-      </w:r>
-      <w:r>
-        <w:br/>
-      </w:r>
-      <w:r>
-        <w:rPr>
-          <w:rStyle w:val="VerbatimChar"/>
-        </w:rPr>
-        <w:t xml:space="preserve">## 5           6  2 18  1 29       0 0.003525019</w:t>
-      </w:r>
-      <w:r>
-        <w:br/>
-      </w:r>
-      <w:r>
-        <w:rPr>
-          <w:rStyle w:val="VerbatimChar"/>
-        </w:rPr>
-        <w:t xml:space="preserve">## 6           7  0  0  0  0       1 0.002519608</w:t>
-      </w:r>
-      <w:r>
-        <w:br/>
-      </w:r>
-      <w:r>
-        <w:rPr>
-          <w:rStyle w:val="VerbatimChar"/>
-        </w:rPr>
-        <w:t xml:space="preserve">## 7           8 18  4 25  3       0 0.005716085</w:t>
-      </w:r>
-      <w:r>
-        <w:br/>
-      </w:r>
-      <w:r>
-        <w:rPr>
-          <w:rStyle w:val="VerbatimChar"/>
-        </w:rPr>
-        <w:t xml:space="preserve">## 8           9 21  4 17  8       0 0.002858639</w:t>
-      </w:r>
-      <w:r>
-        <w:br/>
-      </w:r>
-      <w:r>
-        <w:rPr>
-          <w:rStyle w:val="VerbatimChar"/>
-        </w:rPr>
-        <w:t xml:space="preserve">## 9          10 20  1 25  4       0 0.002895355</w:t>
-      </w:r>
-    </w:p>
-    <w:p>
-      <w:pPr>
-        <w:pStyle w:val="SourceCode"/>
-      </w:pPr>
-      <w:r>
-        <w:rPr>
-          <w:rStyle w:val="CommentTok"/>
-        </w:rPr>
-        <w:t xml:space="preserve"># Calculate metrics</w:t>
-      </w:r>
-      <w:r>
-        <w:br/>
-      </w:r>
-      <w:r>
-        <w:rPr>
-          <w:rStyle w:val="NormalTok"/>
-        </w:rPr>
-        <w:t xml:space="preserve">beta </w:t>
-      </w:r>
-      <w:r>
-        <w:rPr>
-          <w:rStyle w:val="OtherTok"/>
-        </w:rPr>
-        <w:t xml:space="preserve">&lt;-</w:t>
-      </w:r>
-      <w:r>
-        <w:rPr>
-          <w:rStyle w:val="NormalTok"/>
-        </w:rPr>
-        <w:t xml:space="preserve"> </w:t>
-      </w:r>
-      <w:r>
-        <w:rPr>
-          <w:rStyle w:val="DecValTok"/>
-        </w:rPr>
-        <w:t xml:space="preserve">1</w:t>
-      </w:r>
-      <w:r>
-        <w:br/>
-      </w:r>
-      <w:r>
-        <w:rPr>
-          <w:rStyle w:val="NormalTok"/>
-        </w:rPr>
-        <w:t xml:space="preserve">tp_sum </w:t>
-      </w:r>
-      <w:r>
-        <w:rPr>
-          <w:rStyle w:val="OtherTok"/>
-        </w:rPr>
-        <w:t xml:space="preserve">&lt;-</w:t>
-      </w:r>
-      <w:r>
-        <w:rPr>
-          <w:rStyle w:val="NormalTok"/>
-        </w:rPr>
-        <w:t xml:space="preserve"> </w:t>
-      </w:r>
-      <w:r>
-        <w:rPr>
-          <w:rStyle w:val="FunctionTok"/>
-        </w:rPr>
-        <w:t xml:space="preserve">sum</w:t>
-      </w:r>
-      <w:r>
-        <w:rPr>
-          <w:rStyle w:val="NormalTok"/>
-        </w:rPr>
-        <w:t xml:space="preserve">(results[</w:t>
-      </w:r>
-      <w:r>
-        <w:rPr>
-          <w:rStyle w:val="StringTok"/>
-        </w:rPr>
-        <w:t xml:space="preserve">'tp'</w:t>
-      </w:r>
-      <w:r>
-        <w:rPr>
-          <w:rStyle w:val="NormalTok"/>
-        </w:rPr>
-        <w:t xml:space="preserve">])</w:t>
-      </w:r>
-      <w:r>
-        <w:br/>
-      </w:r>
-      <w:r>
-        <w:rPr>
-          <w:rStyle w:val="NormalTok"/>
-        </w:rPr>
-        <w:t xml:space="preserve">fp_sum </w:t>
-      </w:r>
-      <w:r>
-        <w:rPr>
-          <w:rStyle w:val="OtherTok"/>
-        </w:rPr>
-        <w:t xml:space="preserve">&lt;-</w:t>
-      </w:r>
-      <w:r>
-        <w:rPr>
-          <w:rStyle w:val="NormalTok"/>
-        </w:rPr>
-        <w:t xml:space="preserve"> </w:t>
-      </w:r>
-      <w:r>
-        <w:rPr>
-          <w:rStyle w:val="FunctionTok"/>
-        </w:rPr>
-        <w:t xml:space="preserve">sum</w:t>
-      </w:r>
-      <w:r>
-        <w:rPr>
-          <w:rStyle w:val="NormalTok"/>
-        </w:rPr>
-        <w:t xml:space="preserve">(results[</w:t>
-      </w:r>
-      <w:r>
-        <w:rPr>
-          <w:rStyle w:val="StringTok"/>
-        </w:rPr>
-        <w:t xml:space="preserve">'fp'</w:t>
-      </w:r>
-      <w:r>
-        <w:rPr>
-          <w:rStyle w:val="NormalTok"/>
-        </w:rPr>
-        <w:t xml:space="preserve">])</w:t>
-      </w:r>
-      <w:r>
-        <w:br/>
-      </w:r>
-      <w:r>
-        <w:rPr>
-          <w:rStyle w:val="NormalTok"/>
-        </w:rPr>
-        <w:t xml:space="preserve">tn_sum </w:t>
-      </w:r>
-      <w:r>
-        <w:rPr>
-          <w:rStyle w:val="OtherTok"/>
-        </w:rPr>
-        <w:t xml:space="preserve">&lt;-</w:t>
-      </w:r>
-      <w:r>
-        <w:rPr>
-          <w:rStyle w:val="NormalTok"/>
-        </w:rPr>
-        <w:t xml:space="preserve"> </w:t>
-      </w:r>
-      <w:r>
-        <w:rPr>
-          <w:rStyle w:val="FunctionTok"/>
-        </w:rPr>
-        <w:t xml:space="preserve">sum</w:t>
-      </w:r>
-      <w:r>
-        <w:rPr>
-          <w:rStyle w:val="NormalTok"/>
-        </w:rPr>
-        <w:t xml:space="preserve">(results[</w:t>
-      </w:r>
-      <w:r>
-        <w:rPr>
-          <w:rStyle w:val="StringTok"/>
-        </w:rPr>
-        <w:t xml:space="preserve">'tn'</w:t>
-      </w:r>
-      <w:r>
-        <w:rPr>
-          <w:rStyle w:val="NormalTok"/>
-        </w:rPr>
-        <w:t xml:space="preserve">])</w:t>
-      </w:r>
-      <w:r>
-        <w:br/>
-      </w:r>
-      <w:r>
-        <w:rPr>
-          <w:rStyle w:val="NormalTok"/>
-        </w:rPr>
-        <w:t xml:space="preserve">fn_sum </w:t>
-      </w:r>
-      <w:r>
-        <w:rPr>
-          <w:rStyle w:val="OtherTok"/>
-        </w:rPr>
-        <w:t xml:space="preserve">&lt;-</w:t>
-      </w:r>
-      <w:r>
-        <w:rPr>
-          <w:rStyle w:val="NormalTok"/>
-        </w:rPr>
-        <w:t xml:space="preserve"> </w:t>
-      </w:r>
-      <w:r>
-        <w:rPr>
-          <w:rStyle w:val="FunctionTok"/>
-        </w:rPr>
-        <w:t xml:space="preserve">sum</w:t>
-      </w:r>
-      <w:r>
-        <w:rPr>
-          <w:rStyle w:val="NormalTok"/>
-        </w:rPr>
-        <w:t xml:space="preserve">(results[</w:t>
-      </w:r>
-      <w:r>
-        <w:rPr>
-          <w:rStyle w:val="StringTok"/>
-        </w:rPr>
-        <w:t xml:space="preserve">'fn'</w:t>
-      </w:r>
-      <w:r>
-        <w:rPr>
-          <w:rStyle w:val="NormalTok"/>
-        </w:rPr>
-        <w:t xml:space="preserve">])</w:t>
-      </w:r>
-      <w:r>
-        <w:br/>
-      </w:r>
-      <w:r>
-        <w:rPr>
-          <w:rStyle w:val="NormalTok"/>
-        </w:rPr>
-        <w:t xml:space="preserve">precision </w:t>
-      </w:r>
-      <w:r>
-        <w:rPr>
-          <w:rStyle w:val="OtherTok"/>
-        </w:rPr>
-        <w:t xml:space="preserve">&lt;-</w:t>
-      </w:r>
-      <w:r>
-        <w:rPr>
-          <w:rStyle w:val="NormalTok"/>
-        </w:rPr>
-        <w:t xml:space="preserve"> tp_sum</w:t>
-      </w:r>
-      <w:r>
-        <w:rPr>
-          <w:rStyle w:val="SpecialCharTok"/>
-        </w:rPr>
-        <w:t xml:space="preserve">/</w:t>
-      </w:r>
-      <w:r>
-        <w:rPr>
-          <w:rStyle w:val="NormalTok"/>
-        </w:rPr>
-        <w:t xml:space="preserve">(tp_sum </w:t>
-      </w:r>
-      <w:r>
-        <w:rPr>
-          <w:rStyle w:val="SpecialCharTok"/>
-        </w:rPr>
-        <w:t xml:space="preserve">+</w:t>
-      </w:r>
-      <w:r>
-        <w:rPr>
-          <w:rStyle w:val="NormalTok"/>
-        </w:rPr>
-        <w:t xml:space="preserve"> fp_sum)</w:t>
-      </w:r>
-      <w:r>
-        <w:br/>
-      </w:r>
-      <w:r>
-        <w:rPr>
-          <w:rStyle w:val="NormalTok"/>
-        </w:rPr>
-        <w:t xml:space="preserve">recall </w:t>
-      </w:r>
-      <w:r>
-        <w:rPr>
-          <w:rStyle w:val="OtherTok"/>
-        </w:rPr>
-        <w:t xml:space="preserve">&lt;-</w:t>
-      </w:r>
-      <w:r>
-        <w:rPr>
-          <w:rStyle w:val="NormalTok"/>
-        </w:rPr>
-        <w:t xml:space="preserve"> tp_sum</w:t>
-      </w:r>
-      <w:r>
-        <w:rPr>
-          <w:rStyle w:val="SpecialCharTok"/>
-        </w:rPr>
-        <w:t xml:space="preserve">/</w:t>
-      </w:r>
-      <w:r>
-        <w:rPr>
-          <w:rStyle w:val="NormalTok"/>
-        </w:rPr>
-        <w:t xml:space="preserve">(tp_sum </w:t>
-      </w:r>
-      <w:r>
-        <w:rPr>
-          <w:rStyle w:val="SpecialCharTok"/>
-        </w:rPr>
-        <w:t xml:space="preserve">+</w:t>
-      </w:r>
-      <w:r>
-        <w:rPr>
-          <w:rStyle w:val="NormalTok"/>
-        </w:rPr>
-        <w:t xml:space="preserve"> fn_sum)</w:t>
-      </w:r>
-      <w:r>
-        <w:br/>
-      </w:r>
-      <w:r>
-        <w:rPr>
-          <w:rStyle w:val="NormalTok"/>
-        </w:rPr>
-        <w:t xml:space="preserve">accuracy </w:t>
-      </w:r>
-      <w:r>
-        <w:rPr>
-          <w:rStyle w:val="OtherTok"/>
-        </w:rPr>
-        <w:t xml:space="preserve">&lt;-</w:t>
-      </w:r>
-      <w:r>
-        <w:rPr>
-          <w:rStyle w:val="NormalTok"/>
-        </w:rPr>
-        <w:t xml:space="preserve"> (tp_sum </w:t>
-      </w:r>
-      <w:r>
-        <w:rPr>
-          <w:rStyle w:val="SpecialCharTok"/>
-        </w:rPr>
-        <w:t xml:space="preserve">+</w:t>
-      </w:r>
-      <w:r>
-        <w:rPr>
-          <w:rStyle w:val="NormalTok"/>
-        </w:rPr>
-        <w:t xml:space="preserve"> tn_sum)</w:t>
-      </w:r>
-      <w:r>
-        <w:rPr>
-          <w:rStyle w:val="SpecialCharTok"/>
-        </w:rPr>
-        <w:t xml:space="preserve">/</w:t>
-      </w:r>
-      <w:r>
-        <w:rPr>
-          <w:rStyle w:val="NormalTok"/>
-        </w:rPr>
-        <w:t xml:space="preserve">(tp_sum </w:t>
-      </w:r>
-      <w:r>
-        <w:rPr>
-          <w:rStyle w:val="SpecialCharTok"/>
-        </w:rPr>
-        <w:t xml:space="preserve">+</w:t>
-      </w:r>
-      <w:r>
-        <w:rPr>
-          <w:rStyle w:val="NormalTok"/>
-        </w:rPr>
-        <w:t xml:space="preserve"> fp_sum </w:t>
-      </w:r>
-      <w:r>
-        <w:rPr>
-          <w:rStyle w:val="SpecialCharTok"/>
-        </w:rPr>
-        <w:t xml:space="preserve">+</w:t>
-      </w:r>
-      <w:r>
-        <w:rPr>
-          <w:rStyle w:val="NormalTok"/>
-        </w:rPr>
-        <w:t xml:space="preserve"> tn_sum </w:t>
-      </w:r>
-      <w:r>
-        <w:rPr>
-          <w:rStyle w:val="SpecialCharTok"/>
-        </w:rPr>
-        <w:t xml:space="preserve">+</w:t>
-      </w:r>
-      <w:r>
-        <w:rPr>
-          <w:rStyle w:val="NormalTok"/>
-        </w:rPr>
-        <w:t xml:space="preserve"> fn_sum)</w:t>
-      </w:r>
-      <w:r>
-        <w:br/>
-      </w:r>
-      <w:r>
-        <w:rPr>
-          <w:rStyle w:val="NormalTok"/>
-        </w:rPr>
-        <w:t xml:space="preserve">f1 </w:t>
-      </w:r>
-      <w:r>
-        <w:rPr>
-          <w:rStyle w:val="OtherTok"/>
-        </w:rPr>
-        <w:t xml:space="preserve">&lt;-</w:t>
-      </w:r>
-      <w:r>
-        <w:rPr>
-          <w:rStyle w:val="NormalTok"/>
-        </w:rPr>
-        <w:t xml:space="preserve"> </w:t>
-      </w:r>
-      <w:r>
-        <w:rPr>
-          <w:rStyle w:val="DecValTok"/>
-        </w:rPr>
-        <w:t xml:space="preserve">2</w:t>
-      </w:r>
-      <w:r>
-        <w:rPr>
-          <w:rStyle w:val="NormalTok"/>
-        </w:rPr>
-        <w:t xml:space="preserve"> </w:t>
-      </w:r>
-      <w:r>
-        <w:rPr>
-          <w:rStyle w:val="SpecialCharTok"/>
-        </w:rPr>
-        <w:t xml:space="preserve">*</w:t>
-      </w:r>
-      <w:r>
-        <w:rPr>
-          <w:rStyle w:val="NormalTok"/>
-        </w:rPr>
-        <w:t xml:space="preserve"> (precision </w:t>
-      </w:r>
-      <w:r>
-        <w:rPr>
-          <w:rStyle w:val="SpecialCharTok"/>
-        </w:rPr>
-        <w:t xml:space="preserve">*</w:t>
-      </w:r>
-      <w:r>
-        <w:rPr>
-          <w:rStyle w:val="NormalTok"/>
-        </w:rPr>
-        <w:t xml:space="preserve"> recall) </w:t>
-      </w:r>
-      <w:r>
-        <w:rPr>
-          <w:rStyle w:val="SpecialCharTok"/>
-        </w:rPr>
-        <w:t xml:space="preserve">/</w:t>
-      </w:r>
-      <w:r>
-        <w:rPr>
-          <w:rStyle w:val="NormalTok"/>
-        </w:rPr>
-        <w:t xml:space="preserve"> (((beta</w:t>
-      </w:r>
-      <w:r>
-        <w:rPr>
-          <w:rStyle w:val="SpecialCharTok"/>
-        </w:rPr>
-        <w:t xml:space="preserve">^</w:t>
-      </w:r>
-      <w:r>
-        <w:rPr>
-          <w:rStyle w:val="DecValTok"/>
-        </w:rPr>
-        <w:t xml:space="preserve">2</w:t>
-      </w:r>
-      <w:r>
-        <w:rPr>
-          <w:rStyle w:val="NormalTok"/>
-        </w:rPr>
-        <w:t xml:space="preserve">)</w:t>
-      </w:r>
-      <w:r>
-        <w:rPr>
-          <w:rStyle w:val="SpecialCharTok"/>
-        </w:rPr>
-        <w:t xml:space="preserve">*</w:t>
-      </w:r>
-      <w:r>
-        <w:rPr>
-          <w:rStyle w:val="NormalTok"/>
-        </w:rPr>
-        <w:t xml:space="preserve">precision) </w:t>
-      </w:r>
-      <w:r>
-        <w:rPr>
-          <w:rStyle w:val="SpecialCharTok"/>
-        </w:rPr>
-        <w:t xml:space="preserve">+</w:t>
-      </w:r>
-      <w:r>
-        <w:rPr>
-          <w:rStyle w:val="NormalTok"/>
-        </w:rPr>
-        <w:t xml:space="preserve"> recall)</w:t>
-      </w:r>
-      <w:r>
-        <w:br/>
-      </w:r>
-      <w:r>
-        <w:br/>
-      </w:r>
-      <w:r>
-        <w:rPr>
-          <w:rStyle w:val="FunctionTok"/>
-        </w:rPr>
-        <w:t xml:space="preserve">print</w:t>
-      </w:r>
-      <w:r>
-        <w:rPr>
-          <w:rStyle w:val="NormalTok"/>
-        </w:rPr>
-        <w:t xml:space="preserve">(</w:t>
-      </w:r>
-      <w:r>
-        <w:rPr>
-          <w:rStyle w:val="FunctionTok"/>
-        </w:rPr>
-        <w:t xml:space="preserve">paste</w:t>
-      </w:r>
-      <w:r>
-        <w:rPr>
-          <w:rStyle w:val="NormalTok"/>
-        </w:rPr>
-        <w:t xml:space="preserve">(</w:t>
-      </w:r>
-      <w:r>
-        <w:rPr>
-          <w:rStyle w:val="StringTok"/>
-        </w:rPr>
-        <w:t xml:space="preserve">'Precision'</w:t>
-      </w:r>
-      <w:r>
-        <w:rPr>
-          <w:rStyle w:val="NormalTok"/>
-        </w:rPr>
-        <w:t xml:space="preserve">, precision, </w:t>
-      </w:r>
-      <w:r>
-        <w:rPr>
-          <w:rStyle w:val="StringTok"/>
-        </w:rPr>
-        <w:t xml:space="preserve">'Recall'</w:t>
-      </w:r>
-      <w:r>
-        <w:rPr>
-          <w:rStyle w:val="NormalTok"/>
-        </w:rPr>
-        <w:t xml:space="preserve">, recall, </w:t>
-      </w:r>
-      <w:r>
-        <w:rPr>
-          <w:rStyle w:val="StringTok"/>
-        </w:rPr>
-        <w:t xml:space="preserve">'F1'</w:t>
-      </w:r>
-      <w:r>
-        <w:rPr>
-          <w:rStyle w:val="NormalTok"/>
-        </w:rPr>
-        <w:t xml:space="preserve">, f1, </w:t>
-      </w:r>
-      <w:r>
-        <w:rPr>
-          <w:rStyle w:val="StringTok"/>
-        </w:rPr>
-        <w:t xml:space="preserve">'Accuracy'</w:t>
-      </w:r>
-      <w:r>
-        <w:rPr>
-          <w:rStyle w:val="NormalTok"/>
-        </w:rPr>
-        <w:t xml:space="preserve">, accuracy))</w:t>
-      </w:r>
-    </w:p>
-    <w:p>
-      <w:pPr>
-        <w:pStyle w:val="SourceCode"/>
-      </w:pPr>
-      <w:r>
-        <w:rPr>
-          <w:rStyle w:val="VerbatimChar"/>
-        </w:rPr>
-        <w:t xml:space="preserve">## [1] "Precision 0.801324503311258 Recall 0.695402298850575 F1 0.744615384615385 Accuracy 0.762857142857143"</w:t>
-      </w:r>
-    </w:p>
-    <w:p>
-      <w:pPr>
-        <w:pStyle w:val="SourceCode"/>
-      </w:pPr>
-      <w:r>
-        <w:rPr>
           <w:rStyle w:val="FunctionTok"/>
         </w:rPr>
         <w:t xml:space="preserve">plot</w:t>
@@ -4656,18 +4623,18 @@
           <wp:inline>
             <wp:extent cx="4620126" cy="3696101"/>
             <wp:effectExtent b="0" l="0" r="0" t="0"/>
-            <wp:docPr descr="" title="" id="27" name="Picture"/>
+            <wp:docPr descr="" title="" id="16" name="Picture"/>
             <a:graphic>
               <a:graphicData uri="http://schemas.openxmlformats.org/drawingml/2006/picture">
                 <pic:pic>
                   <pic:nvPicPr>
-                    <pic:cNvPr descr="/home/lucas/heimdall/examples/2_online_prediction/doc/dfr_eddm_files/3b853fc0a17cf337f845ef69ff1196bacd705697.png" id="28" name="Picture"/>
+                    <pic:cNvPr descr="/home/lucas/heimdall/examples/2_online_prediction/doc/dfr_eddm_files/3b853fc0a17cf337f845ef69ff1196bacd705697.png" id="17" name="Picture"/>
                     <pic:cNvPicPr>
                       <a:picLocks noChangeArrowheads="1" noChangeAspect="1"/>
                     </pic:cNvPicPr>
                   </pic:nvPicPr>
                   <pic:blipFill>
-                    <a:blip r:embed="rId26"/>
+                    <a:blip r:embed="rId15"/>
                     <a:stretch>
                       <a:fillRect/>
                     </a:stretch>
@@ -4694,8 +4661,8 @@
         </w:drawing>
       </w:r>
     </w:p>
-    <w:bookmarkEnd w:id="29"/>
-    <w:bookmarkEnd w:id="30"/>
+    <w:bookmarkEnd w:id="18"/>
+    <w:bookmarkEnd w:id="19"/>
     <w:sectPr>
       <w:footnotePr>
         <w:numRestart w:val="eachSect"/>
@@ -4817,10 +4784,10 @@
   <w:docDefaults>
     <w:rPrDefault>
       <w:rPr>
-        <w:rFonts w:asciiTheme="minorHAnsi" w:cstheme="minorBidi" w:eastAsiaTheme="minorHAnsi" w:hAnsiTheme="minorHAnsi"/>
+        <w:rFonts w:asciiTheme="minorHAnsi" w:cstheme="minorBidi" w:eastAsiaTheme="minorEastAsia" w:hAnsiTheme="minorHAnsi"/>
         <w:sz w:val="24"/>
         <w:szCs w:val="24"/>
-        <w:lang w:bidi="ar-SA" w:eastAsia="en-US" w:val="en-US"/>
+        <w:lang w:bidi="ar-SA" w:eastAsia="zh-CN" w:val="en-US"/>
       </w:rPr>
     </w:rPrDefault>
     <w:pPrDefault>
@@ -5361,13 +5328,6 @@
       </w:tblCellMar>
     </w:tblPr>
     <w:tblStylePr w:type="firstRow">
-      <w:tblPr>
-        <w:jc w:val="left"/>
-        <w:tblInd w:type="dxa" w:w="0"/>
-      </w:tblPr>
-      <w:trPr>
-        <w:jc w:val="left"/>
-      </w:trPr>
       <w:tcPr>
         <w:tcBorders>
           <w:bottom w:val="single"/>

--- a/examples/2_online_prediction/doc/dfr_eddm.docx
+++ b/examples/2_online_prediction/doc/dfr_eddm.docx
@@ -3627,7 +3627,7 @@
         <w:rPr>
           <w:rStyle w:val="VerbatimChar"/>
         </w:rPr>
-        <w:t xml:space="preserve">## 1           2  0  0  0  0       0 0.0007908344</w:t>
+        <w:t xml:space="preserve">## 1           2  0  0  0  0       0 0.0006492138</w:t>
       </w:r>
       <w:r>
         <w:br/>
@@ -3636,7 +3636,7 @@
         <w:rPr>
           <w:rStyle w:val="VerbatimChar"/>
         </w:rPr>
-        <w:t xml:space="preserve">## 2           3 20  0 26  4       0 0.0064506531</w:t>
+        <w:t xml:space="preserve">## 2           3 20  0 26  4       0 0.0055997372</w:t>
       </w:r>
       <w:r>
         <w:br/>
@@ -3645,7 +3645,7 @@
         <w:rPr>
           <w:rStyle w:val="VerbatimChar"/>
         </w:rPr>
-        <w:t xml:space="preserve">## 3           4 20  0 29  1       0 0.0025372505</w:t>
+        <w:t xml:space="preserve">## 3           4 20  0 29  1       0 0.0027282238</w:t>
       </w:r>
       <w:r>
         <w:br/>
@@ -3654,7 +3654,7 @@
         <w:rPr>
           <w:rStyle w:val="VerbatimChar"/>
         </w:rPr>
-        <w:t xml:space="preserve">## 4           5 20  3 23  4       0 0.0024456978</w:t>
+        <w:t xml:space="preserve">## 4           5 20  3 23  4       0 0.0026872158</w:t>
       </w:r>
       <w:r>
         <w:br/>
@@ -3663,7 +3663,7 @@
         <w:rPr>
           <w:rStyle w:val="VerbatimChar"/>
         </w:rPr>
-        <w:t xml:space="preserve">## 5           6  2 18  1 29       0 0.0024740696</w:t>
+        <w:t xml:space="preserve">## 5           6  2 18  1 29       0 0.0026707649</w:t>
       </w:r>
       <w:r>
         <w:br/>
@@ -3672,7 +3672,7 @@
         <w:rPr>
           <w:rStyle w:val="VerbatimChar"/>
         </w:rPr>
-        <w:t xml:space="preserve">## 6           7  0  0  0  0       1 0.0020205975</w:t>
+        <w:t xml:space="preserve">## 6           7  0  0  0  0       1 0.0025281906</w:t>
       </w:r>
       <w:r>
         <w:br/>
@@ -3681,7 +3681,7 @@
         <w:rPr>
           <w:rStyle w:val="VerbatimChar"/>
         </w:rPr>
-        <w:t xml:space="preserve">## 7           8 18  4 25  3       0 0.0059363842</w:t>
+        <w:t xml:space="preserve">## 7           8 18  4 25  3       0 0.0055201054</w:t>
       </w:r>
       <w:r>
         <w:br/>
@@ -3690,7 +3690,7 @@
         <w:rPr>
           <w:rStyle w:val="VerbatimChar"/>
         </w:rPr>
-        <w:t xml:space="preserve">## 8           9 21  4 17  8       0 0.0028491020</w:t>
+        <w:t xml:space="preserve">## 8           9 21  4 17  8       0 0.0027887821</w:t>
       </w:r>
       <w:r>
         <w:br/>
@@ -3699,7 +3699,7 @@
         <w:rPr>
           <w:rStyle w:val="VerbatimChar"/>
         </w:rPr>
-        <w:t xml:space="preserve">## 9          10 20  1 25  4       0 0.0032019615</w:t>
+        <w:t xml:space="preserve">## 9          10 20  1 25  4       0 0.0030937195</w:t>
       </w:r>
     </w:p>
     <w:p>
